--- a/courts/fourth-circuit/south-carolina/state/supreme-court/motion-brief/usage/OUTPUT-motion-brief.docx
+++ b/courts/fourth-circuit/south-carolina/state/supreme-court/motion-brief/usage/OUTPUT-motion-brief.docx
@@ -1899,6 +1899,7 @@
     <w:unhideWhenUsed/>
     <w:qFormat/>
     <w:pPr>
+      <w:keepLines/>
       <w:spacing w:before="0" w:after="140" w:line="276" w:lineRule="exact"/>
     </w:pPr>
     <w:rPr>
@@ -2149,6 +2150,33 @@
     <w:pPr>
       <w:spacing w:before="0" w:after="0" w:line="276" w:lineRule="exact"/>
       <w:ind w:left="2160" w:hanging="720"/>
+    </w:pPr>
+  </w:style>
+  <w:style w:type="paragraph" w:customStyle="1" w:styleId="XdQuoteList1">
+    <w:name w:val="Xd Quote List 1"/>
+    <w:basedOn w:val="Normal"/>
+    <w:qFormat/>
+    <w:pPr>
+      <w:spacing w:before="0" w:after="0" w:line="276" w:lineRule="exact"/>
+      <w:ind w:left="1440" w:right="720" w:hanging="720"/>
+    </w:pPr>
+  </w:style>
+  <w:style w:type="paragraph" w:customStyle="1" w:styleId="XdQuoteList2">
+    <w:name w:val="Xd Quote List 2"/>
+    <w:basedOn w:val="Normal"/>
+    <w:qFormat/>
+    <w:pPr>
+      <w:spacing w:before="0" w:after="0" w:line="276" w:lineRule="exact"/>
+      <w:ind w:left="2160" w:right="720" w:hanging="720"/>
+    </w:pPr>
+  </w:style>
+  <w:style w:type="paragraph" w:customStyle="1" w:styleId="XdQuoteList3">
+    <w:name w:val="Xd Quote List 3"/>
+    <w:basedOn w:val="Normal"/>
+    <w:qFormat/>
+    <w:pPr>
+      <w:spacing w:before="0" w:after="0" w:line="276" w:lineRule="exact"/>
+      <w:ind w:left="2880" w:right="720" w:hanging="720"/>
     </w:pPr>
   </w:style>
   <w:style w:type="paragraph" w:customStyle="1" w:styleId="SourceCode">

--- a/courts/fourth-circuit/south-carolina/state/supreme-court/motion-brief/usage/OUTPUT-motion-brief.docx
+++ b/courts/fourth-circuit/south-carolina/state/supreme-court/motion-brief/usage/OUTPUT-motion-brief.docx
@@ -157,11 +157,7 @@
         <w:t xml:space="preserve"> </w:t>
       </w:r>
       <w:r>
-        <w:t xml:space="preserve">2025-CP</w:t>
-        <w:noBreakHyphen/>
-        <w:t xml:space="preserve">09</w:t>
-        <w:noBreakHyphen/>
-        <w:t xml:space="preserve">00195</w:t>
+        <w:t xml:space="preserve">2025-CP-⁠09-⁠00195</w:t>
       </w:r>
     </w:p>
     <w:p>
@@ -250,9 +246,7 @@
         <w:t xml:space="preserve"> </w:t>
       </w:r>
       <w:r>
-        <w:t xml:space="preserve">2025</w:t>
-        <w:noBreakHyphen/>
-        <w:t xml:space="preserve">001777</w:t>
+        <w:t xml:space="preserve">2025-⁠001777</w:t>
       </w:r>
     </w:p>
     <w:p>
@@ -1141,9 +1135,7 @@
               <w:t xml:space="preserve"> </w:t>
             </w:r>
             <w:r>
-              <w:t xml:space="preserve">29116</w:t>
-              <w:noBreakHyphen/>
-              <w:t xml:space="preserve">1084</w:t>
+              <w:t xml:space="preserve">29116-⁠1084</w:t>
             </w:r>
           </w:p>
           <w:p>
@@ -1159,9 +1151,7 @@
               <w:t xml:space="preserve"> </w:t>
             </w:r>
             <w:r>
-              <w:t xml:space="preserve">534</w:t>
-              <w:noBreakHyphen/>
-              <w:t xml:space="preserve">5218</w:t>
+              <w:t xml:space="preserve">534-⁠5218</w:t>
             </w:r>
           </w:p>
           <w:p>
@@ -1900,7 +1890,7 @@
     <w:qFormat/>
     <w:pPr>
       <w:keepLines/>
-      <w:spacing w:before="0" w:after="140" w:line="276" w:lineRule="exact"/>
+      <w:spacing w:before="46" w:after="140" w:line="276" w:lineRule="exact"/>
     </w:pPr>
     <w:rPr>
       <w:sz w:val="24"/>
